--- a/8.资源管理/2.运行记录类文件/TXHS-08-07-1-运维服务工具自评估报告.docx
+++ b/8.资源管理/2.运行记录类文件/TXHS-08-07-1-运维服务工具自评估报告.docx
@@ -608,7 +608,6 @@
                 <w:lang w:val="en-US" w:eastAsia="zh-CN" w:bidi="ar-SA"/>
               </w:rPr>
             </w:pPr>
-            <w:bookmarkStart w:id="5" w:name="_GoBack"/>
             <w:r>
               <w:rPr>
                 <w:rFonts w:hint="eastAsia"/>
@@ -617,7 +616,6 @@
               </w:rPr>
               <w:t>审核时间</w:t>
             </w:r>
-            <w:bookmarkEnd w:id="5"/>
             <w:r>
               <w:rPr>
                 <w:rFonts w:hint="eastAsia" w:asciiTheme="minorAscii" w:hAnsiTheme="minorAscii" w:eastAsiaTheme="minorEastAsia"/>
@@ -1209,6 +1207,8 @@
               </w:rPr>
               <w:t>3</w:t>
             </w:r>
+            <w:bookmarkStart w:id="5" w:name="_GoBack"/>
+            <w:bookmarkEnd w:id="5"/>
             <w:r>
               <w:rPr>
                 <w:rFonts w:ascii="宋体" w:hAnsi="宋体" w:eastAsia="宋体" w:cs="宋体"/>

--- a/8.资源管理/2.运行记录类文件/TXHS-08-07-1-运维服务工具自评估报告.docx
+++ b/8.资源管理/2.运行记录类文件/TXHS-08-07-1-运维服务工具自评估报告.docx
@@ -21,7 +21,7 @@
         <w:spacing w:before="3120" w:beforeLines="1000"/>
         <w:textAlignment w:val="baseline"/>
       </w:pPr>
-      <w:bookmarkStart w:id="0" w:name="_Toc4104"/>
+      <w:bookmarkStart w:id="0" w:name="_Toc29586"/>
       <w:r>
         <w:drawing>
           <wp:anchor distT="0" distB="0" distL="114300" distR="114300" simplePos="0" relativeHeight="251661312" behindDoc="1" locked="0" layoutInCell="1" allowOverlap="1">
@@ -210,7 +210,7 @@
           <w:lang w:val="en-US" w:eastAsia="zh-CN"/>
         </w:rPr>
       </w:pPr>
-      <w:bookmarkStart w:id="1" w:name="_Toc16723"/>
+      <w:bookmarkStart w:id="1" w:name="_Toc17300"/>
       <w:r>
         <w:rPr>
           <w:rFonts w:hint="eastAsia"/>
@@ -562,18 +562,7 @@
                 <w:vertAlign w:val="baseline"/>
                 <w:lang w:val="en-US" w:eastAsia="zh-CN"/>
               </w:rPr>
-              <w:t>V2.</w:t>
-            </w:r>
-            <w:r>
-              <w:rPr>
-                <w:rFonts w:hint="eastAsia"/>
-                <w:spacing w:val="0"/>
-                <w:kern w:val="0"/>
-                <w:u w:val="single"/>
-                <w:vertAlign w:val="baseline"/>
-                <w:lang w:val="en-US" w:eastAsia="zh-CN"/>
-              </w:rPr>
-              <w:t>0</w:t>
+              <w:t>V1.0</w:t>
             </w:r>
           </w:p>
         </w:tc>
@@ -1188,13 +1177,24 @@
             </w:pPr>
             <w:r>
               <w:rPr>
+                <w:rFonts w:hint="eastAsia" w:ascii="宋体" w:hAnsi="宋体" w:cs="宋体"/>
+                <w:spacing w:val="3"/>
+                <w:position w:val="1"/>
+                <w:sz w:val="20"/>
+                <w:szCs w:val="20"/>
+                <w:lang w:val="en-US" w:eastAsia="zh-CN"/>
+              </w:rPr>
+              <w:t>2025</w:t>
+            </w:r>
+            <w:r>
+              <w:rPr>
                 <w:rFonts w:ascii="宋体" w:hAnsi="宋体" w:eastAsia="宋体" w:cs="宋体"/>
                 <w:spacing w:val="3"/>
                 <w:position w:val="1"/>
                 <w:sz w:val="20"/>
                 <w:szCs w:val="20"/>
               </w:rPr>
-              <w:t>202</w:t>
+              <w:t>.1</w:t>
             </w:r>
             <w:r>
               <w:rPr>
@@ -1205,30 +1205,7 @@
                 <w:szCs w:val="20"/>
                 <w:lang w:val="en-US" w:eastAsia="zh-CN"/>
               </w:rPr>
-              <w:t>3</w:t>
-            </w:r>
-            <w:bookmarkStart w:id="5" w:name="_GoBack"/>
-            <w:bookmarkEnd w:id="5"/>
-            <w:r>
-              <w:rPr>
-                <w:rFonts w:ascii="宋体" w:hAnsi="宋体" w:eastAsia="宋体" w:cs="宋体"/>
-                <w:spacing w:val="3"/>
-                <w:position w:val="1"/>
-                <w:sz w:val="20"/>
-                <w:szCs w:val="20"/>
-              </w:rPr>
-              <w:t>.</w:t>
-            </w:r>
-            <w:r>
-              <w:rPr>
-                <w:rFonts w:hint="eastAsia" w:ascii="宋体" w:hAnsi="宋体" w:cs="宋体"/>
-                <w:spacing w:val="3"/>
-                <w:position w:val="1"/>
-                <w:sz w:val="20"/>
-                <w:szCs w:val="20"/>
-                <w:lang w:val="en-US" w:eastAsia="zh-CN"/>
-              </w:rPr>
-              <w:t>06</w:t>
+              <w:t>2</w:t>
             </w:r>
             <w:r>
               <w:rPr>
@@ -1374,7 +1351,7 @@
                 <w:vertAlign w:val="baseline"/>
                 <w:lang w:val="en-US" w:eastAsia="zh-CN"/>
               </w:rPr>
-              <w:t>程方</w:t>
+              <w:t>强宇涛</w:t>
             </w:r>
           </w:p>
         </w:tc>
@@ -1417,7 +1394,7 @@
                 <w:vertAlign w:val="baseline"/>
                 <w:lang w:val="en-US" w:eastAsia="zh-CN"/>
               </w:rPr>
-              <w:t>茅建根</w:t>
+              <w:t>陈凯</w:t>
             </w:r>
           </w:p>
         </w:tc>
@@ -1488,7 +1465,6 @@
           <w:tcPr>
             <w:tcW w:w="1317" w:type="dxa"/>
             <w:shd w:val="clear" w:color="auto" w:fill="auto"/>
-            <w:vAlign w:val="top"/>
           </w:tcPr>
           <w:p>
             <w:pPr>
@@ -1518,76 +1494,12 @@
                 <w:lang w:val="en-US" w:eastAsia="en-US" w:bidi="ar-SA"/>
               </w:rPr>
             </w:pPr>
-            <w:r>
-              <w:rPr>
-                <w:rFonts w:ascii="宋体" w:hAnsi="宋体" w:eastAsia="宋体" w:cs="宋体"/>
-                <w:spacing w:val="3"/>
-                <w:position w:val="1"/>
-                <w:sz w:val="20"/>
-                <w:szCs w:val="20"/>
-              </w:rPr>
-              <w:t>202</w:t>
-            </w:r>
-            <w:r>
-              <w:rPr>
-                <w:rFonts w:hint="eastAsia" w:ascii="宋体" w:hAnsi="宋体" w:cs="宋体"/>
-                <w:spacing w:val="3"/>
-                <w:position w:val="1"/>
-                <w:sz w:val="20"/>
-                <w:szCs w:val="20"/>
-                <w:lang w:val="en-US" w:eastAsia="zh-CN"/>
-              </w:rPr>
-              <w:t>2</w:t>
-            </w:r>
-            <w:r>
-              <w:rPr>
-                <w:rFonts w:ascii="宋体" w:hAnsi="宋体" w:eastAsia="宋体" w:cs="宋体"/>
-                <w:spacing w:val="3"/>
-                <w:position w:val="1"/>
-                <w:sz w:val="20"/>
-                <w:szCs w:val="20"/>
-              </w:rPr>
-              <w:t>.1</w:t>
-            </w:r>
-            <w:r>
-              <w:rPr>
-                <w:rFonts w:hint="eastAsia" w:ascii="宋体" w:hAnsi="宋体" w:cs="宋体"/>
-                <w:spacing w:val="3"/>
-                <w:position w:val="1"/>
-                <w:sz w:val="20"/>
-                <w:szCs w:val="20"/>
-                <w:lang w:val="en-US" w:eastAsia="zh-CN"/>
-              </w:rPr>
-              <w:t>2</w:t>
-            </w:r>
-            <w:r>
-              <w:rPr>
-                <w:rFonts w:ascii="宋体" w:hAnsi="宋体" w:eastAsia="宋体" w:cs="宋体"/>
-                <w:spacing w:val="3"/>
-                <w:position w:val="1"/>
-                <w:sz w:val="20"/>
-                <w:szCs w:val="20"/>
-              </w:rPr>
-              <w:t>.</w:t>
-            </w:r>
-            <w:r>
-              <w:rPr>
-                <w:rFonts w:hint="eastAsia" w:ascii="宋体" w:hAnsi="宋体" w:cs="宋体"/>
-                <w:spacing w:val="3"/>
-                <w:position w:val="1"/>
-                <w:sz w:val="20"/>
-                <w:szCs w:val="20"/>
-                <w:lang w:val="en-US" w:eastAsia="zh-CN"/>
-              </w:rPr>
-              <w:t>20</w:t>
-            </w:r>
           </w:p>
         </w:tc>
         <w:tc>
           <w:tcPr>
             <w:tcW w:w="972" w:type="dxa"/>
             <w:shd w:val="clear" w:color="auto" w:fill="auto"/>
-            <w:vAlign w:val="top"/>
           </w:tcPr>
           <w:p>
             <w:pPr>
@@ -1617,44 +1529,12 @@
                 <w:lang w:val="en-US" w:eastAsia="en-US" w:bidi="ar-SA"/>
               </w:rPr>
             </w:pPr>
-            <w:r>
-              <w:rPr>
-                <w:rFonts w:ascii="宋体" w:hAnsi="宋体" w:eastAsia="宋体" w:cs="宋体"/>
-                <w:spacing w:val="4"/>
-                <w:position w:val="1"/>
-                <w:sz w:val="20"/>
-                <w:szCs w:val="20"/>
-              </w:rPr>
-              <w:t>V</w:t>
-            </w:r>
-            <w:r>
-              <w:rPr>
-                <w:rFonts w:hint="eastAsia" w:ascii="宋体" w:hAnsi="宋体" w:cs="宋体"/>
-                <w:spacing w:val="4"/>
-                <w:position w:val="1"/>
-                <w:sz w:val="20"/>
-                <w:szCs w:val="20"/>
-                <w:lang w:val="en-US" w:eastAsia="zh-CN"/>
-              </w:rPr>
-              <w:t>2</w:t>
-            </w:r>
-            <w:r>
-              <w:rPr>
-                <w:rFonts w:ascii="宋体" w:hAnsi="宋体" w:eastAsia="宋体" w:cs="宋体"/>
-                <w:spacing w:val="4"/>
-                <w:position w:val="1"/>
-                <w:sz w:val="20"/>
-                <w:szCs w:val="20"/>
-              </w:rPr>
-              <w:t>.0</w:t>
-            </w:r>
           </w:p>
         </w:tc>
         <w:tc>
           <w:tcPr>
             <w:tcW w:w="1575" w:type="dxa"/>
             <w:shd w:val="clear" w:color="auto" w:fill="auto"/>
-            <w:vAlign w:val="top"/>
           </w:tcPr>
           <w:p>
             <w:pPr>
@@ -1684,25 +1564,12 @@
                 <w:lang w:val="en-US" w:eastAsia="zh-CN" w:bidi="ar-SA"/>
               </w:rPr>
             </w:pPr>
-            <w:r>
-              <w:rPr>
-                <w:rFonts w:hint="eastAsia" w:ascii="宋体" w:hAnsi="宋体" w:cs="宋体"/>
-                <w:snapToGrid w:val="0"/>
-                <w:color w:val="000000"/>
-                <w:kern w:val="0"/>
-                <w:sz w:val="20"/>
-                <w:szCs w:val="20"/>
-                <w:lang w:val="en-US" w:eastAsia="zh-CN" w:bidi="ar-SA"/>
-              </w:rPr>
-              <w:t>修订</w:t>
-            </w:r>
           </w:p>
         </w:tc>
         <w:tc>
           <w:tcPr>
             <w:tcW w:w="1829" w:type="dxa"/>
             <w:shd w:val="clear" w:color="auto" w:fill="auto"/>
-            <w:vAlign w:val="top"/>
           </w:tcPr>
           <w:p>
             <w:pPr>
@@ -1733,24 +1600,12 @@
                 <w:lang w:val="en-US" w:eastAsia="en-US" w:bidi="ar-SA"/>
               </w:rPr>
             </w:pPr>
-            <w:r>
-              <w:rPr>
-                <w:rFonts w:hint="eastAsia" w:asciiTheme="minorAscii" w:hAnsiTheme="minorAscii" w:eastAsiaTheme="minorEastAsia"/>
-                <w:spacing w:val="0"/>
-                <w:kern w:val="0"/>
-                <w:sz w:val="21"/>
-                <w:vertAlign w:val="baseline"/>
-                <w:lang w:val="en-US" w:eastAsia="zh-CN"/>
-              </w:rPr>
-              <w:t>程方</w:t>
-            </w:r>
           </w:p>
         </w:tc>
         <w:tc>
           <w:tcPr>
             <w:tcW w:w="1606" w:type="dxa"/>
             <w:shd w:val="clear" w:color="auto" w:fill="auto"/>
-            <w:vAlign w:val="top"/>
           </w:tcPr>
           <w:p>
             <w:pPr>
@@ -1781,24 +1636,12 @@
                 <w:lang w:val="en-US" w:eastAsia="en-US" w:bidi="ar-SA"/>
               </w:rPr>
             </w:pPr>
-            <w:r>
-              <w:rPr>
-                <w:rFonts w:hint="eastAsia" w:asciiTheme="minorAscii" w:hAnsiTheme="minorAscii" w:eastAsiaTheme="minorEastAsia"/>
-                <w:spacing w:val="0"/>
-                <w:kern w:val="0"/>
-                <w:sz w:val="21"/>
-                <w:vertAlign w:val="baseline"/>
-                <w:lang w:val="en-US" w:eastAsia="zh-CN"/>
-              </w:rPr>
-              <w:t>茅建根</w:t>
-            </w:r>
           </w:p>
         </w:tc>
         <w:tc>
           <w:tcPr>
             <w:tcW w:w="915" w:type="dxa"/>
             <w:shd w:val="clear" w:color="auto" w:fill="auto"/>
-            <w:vAlign w:val="top"/>
           </w:tcPr>
           <w:p>
             <w:pPr>
@@ -1828,17 +1671,6 @@
                 <w:lang w:val="en-US" w:eastAsia="en-US" w:bidi="ar-SA"/>
               </w:rPr>
             </w:pPr>
-            <w:r>
-              <w:rPr>
-                <w:rFonts w:hint="eastAsia" w:asciiTheme="minorAscii" w:hAnsiTheme="minorAscii" w:eastAsiaTheme="minorEastAsia"/>
-                <w:spacing w:val="0"/>
-                <w:kern w:val="0"/>
-                <w:sz w:val="21"/>
-                <w:vertAlign w:val="baseline"/>
-                <w:lang w:val="en-US" w:eastAsia="zh-CN"/>
-              </w:rPr>
-              <w:t>吴亚红</w:t>
-            </w:r>
           </w:p>
         </w:tc>
       </w:tr>
@@ -1852,12 +1684,6 @@
             <w:insideH w:val="single" w:color="000000" w:sz="2" w:space="0"/>
             <w:insideV w:val="single" w:color="000000" w:sz="2" w:space="0"/>
           </w:tblBorders>
-          <w:tblCellMar>
-            <w:top w:w="0" w:type="dxa"/>
-            <w:left w:w="0" w:type="dxa"/>
-            <w:bottom w:w="0" w:type="dxa"/>
-            <w:right w:w="0" w:type="dxa"/>
-          </w:tblCellMar>
         </w:tblPrEx>
         <w:trPr>
           <w:trHeight w:val="556" w:hRule="atLeast"/>
@@ -2276,6 +2102,8 @@
               <w:tab w:val="right" w:leader="dot" w:pos="8306"/>
             </w:tabs>
           </w:pPr>
+          <w:bookmarkStart w:id="5" w:name="_GoBack"/>
+          <w:bookmarkEnd w:id="5"/>
           <w:r>
             <w:rPr>
               <w:rFonts w:hint="eastAsia" w:ascii="宋体" w:hAnsi="宋体" w:eastAsia="宋体" w:cs="宋体"/>
@@ -2312,7 +2140,7 @@
               <w:rFonts w:hint="eastAsia" w:ascii="宋体" w:hAnsi="宋体" w:eastAsia="宋体" w:cs="宋体"/>
               <w:szCs w:val="24"/>
             </w:rPr>
-            <w:instrText xml:space="preserve"> HYPERLINK \l _Toc4104 </w:instrText>
+            <w:instrText xml:space="preserve"> HYPERLINK \l _Toc29586 </w:instrText>
           </w:r>
           <w:r>
             <w:rPr>
@@ -2335,7 +2163,7 @@
             <w:fldChar w:fldCharType="begin"/>
           </w:r>
           <w:r>
-            <w:instrText xml:space="preserve"> PAGEREF _Toc4104 \h </w:instrText>
+            <w:instrText xml:space="preserve"> PAGEREF _Toc29586 \h </w:instrText>
           </w:r>
           <w:r>
             <w:fldChar w:fldCharType="separate"/>
@@ -2373,7 +2201,7 @@
               <w:rFonts w:hint="eastAsia" w:ascii="宋体" w:hAnsi="宋体" w:eastAsia="宋体" w:cs="宋体"/>
               <w:szCs w:val="24"/>
             </w:rPr>
-            <w:instrText xml:space="preserve"> HYPERLINK \l _Toc16723 </w:instrText>
+            <w:instrText xml:space="preserve"> HYPERLINK \l _Toc17300 </w:instrText>
           </w:r>
           <w:r>
             <w:rPr>
@@ -2396,7 +2224,7 @@
             <w:fldChar w:fldCharType="begin"/>
           </w:r>
           <w:r>
-            <w:instrText xml:space="preserve"> PAGEREF _Toc16723 \h </w:instrText>
+            <w:instrText xml:space="preserve"> PAGEREF _Toc17300 \h </w:instrText>
           </w:r>
           <w:r>
             <w:fldChar w:fldCharType="separate"/>
@@ -2434,7 +2262,7 @@
               <w:rFonts w:hint="eastAsia" w:ascii="宋体" w:hAnsi="宋体" w:eastAsia="宋体" w:cs="宋体"/>
               <w:szCs w:val="24"/>
             </w:rPr>
-            <w:instrText xml:space="preserve"> HYPERLINK \l _Toc29294 </w:instrText>
+            <w:instrText xml:space="preserve"> HYPERLINK \l _Toc10475 </w:instrText>
           </w:r>
           <w:r>
             <w:rPr>
@@ -2464,7 +2292,7 @@
             <w:fldChar w:fldCharType="begin"/>
           </w:r>
           <w:r>
-            <w:instrText xml:space="preserve"> PAGEREF _Toc29294 \h </w:instrText>
+            <w:instrText xml:space="preserve"> PAGEREF _Toc10475 \h </w:instrText>
           </w:r>
           <w:r>
             <w:fldChar w:fldCharType="separate"/>
@@ -2502,7 +2330,7 @@
               <w:rFonts w:hint="eastAsia" w:ascii="宋体" w:hAnsi="宋体" w:eastAsia="宋体" w:cs="宋体"/>
               <w:szCs w:val="24"/>
             </w:rPr>
-            <w:instrText xml:space="preserve"> HYPERLINK \l _Toc19420 </w:instrText>
+            <w:instrText xml:space="preserve"> HYPERLINK \l _Toc9471 </w:instrText>
           </w:r>
           <w:r>
             <w:rPr>
@@ -2532,7 +2360,7 @@
             <w:fldChar w:fldCharType="begin"/>
           </w:r>
           <w:r>
-            <w:instrText xml:space="preserve"> PAGEREF _Toc19420 \h </w:instrText>
+            <w:instrText xml:space="preserve"> PAGEREF _Toc9471 \h </w:instrText>
           </w:r>
           <w:r>
             <w:fldChar w:fldCharType="separate"/>
@@ -2570,7 +2398,7 @@
               <w:rFonts w:hint="eastAsia" w:ascii="宋体" w:hAnsi="宋体" w:eastAsia="宋体" w:cs="宋体"/>
               <w:szCs w:val="24"/>
             </w:rPr>
-            <w:instrText xml:space="preserve"> HYPERLINK \l _Toc1606 </w:instrText>
+            <w:instrText xml:space="preserve"> HYPERLINK \l _Toc26602 </w:instrText>
           </w:r>
           <w:r>
             <w:rPr>
@@ -2601,7 +2429,7 @@
             <w:fldChar w:fldCharType="begin"/>
           </w:r>
           <w:r>
-            <w:instrText xml:space="preserve"> PAGEREF _Toc1606 \h </w:instrText>
+            <w:instrText xml:space="preserve"> PAGEREF _Toc26602 \h </w:instrText>
           </w:r>
           <w:r>
             <w:fldChar w:fldCharType="separate"/>
@@ -3147,7 +2975,7 @@
                 <w:szCs w:val="24"/>
               </w:rPr>
             </w:pPr>
-            <w:bookmarkStart w:id="2" w:name="_Toc29294"/>
+            <w:bookmarkStart w:id="2" w:name="_Toc10475"/>
             <w:r>
               <w:rPr>
                 <w:rFonts w:hint="eastAsia" w:ascii="宋体" w:hAnsi="宋体" w:eastAsia="宋体" w:cs="宋体"/>
@@ -3372,7 +3200,7 @@
                 <w:szCs w:val="21"/>
                 <w:lang w:val="en-US" w:eastAsia="zh-CN"/>
               </w:rPr>
-              <w:t>程方</w:t>
+              <w:t>强宇涛</w:t>
             </w:r>
           </w:p>
           <w:p>
@@ -3468,7 +3296,7 @@
                 <w:szCs w:val="24"/>
               </w:rPr>
             </w:pPr>
-            <w:bookmarkStart w:id="3" w:name="_Toc19420"/>
+            <w:bookmarkStart w:id="3" w:name="_Toc9471"/>
             <w:r>
               <w:rPr>
                 <w:rFonts w:hint="eastAsia" w:ascii="宋体" w:hAnsi="宋体" w:eastAsia="宋体" w:cs="宋体"/>
@@ -3686,7 +3514,7 @@
                 <w:szCs w:val="21"/>
                 <w:lang w:val="en-US" w:eastAsia="zh-CN"/>
               </w:rPr>
-              <w:t>程方</w:t>
+              <w:t>强宇涛</w:t>
             </w:r>
           </w:p>
           <w:p>
@@ -3782,7 +3610,7 @@
                 <w:szCs w:val="24"/>
               </w:rPr>
             </w:pPr>
-            <w:bookmarkStart w:id="4" w:name="_Toc1606"/>
+            <w:bookmarkStart w:id="4" w:name="_Toc26602"/>
             <w:r>
               <w:rPr>
                 <w:rFonts w:hint="eastAsia" w:ascii="宋体" w:hAnsi="宋体" w:eastAsia="宋体" w:cs="宋体"/>
@@ -4064,7 +3892,7 @@
                 <w:szCs w:val="21"/>
                 <w:lang w:val="en-US" w:eastAsia="zh-CN"/>
               </w:rPr>
-              <w:t>程方</w:t>
+              <w:t>强宇涛</w:t>
             </w:r>
           </w:p>
           <w:p>

--- a/8.资源管理/2.运行记录类文件/TXHS-08-07-1-运维服务工具自评估报告.docx
+++ b/8.资源管理/2.运行记录类文件/TXHS-08-07-1-运维服务工具自评估报告.docx
@@ -21,7 +21,7 @@
         <w:spacing w:before="3120" w:beforeLines="1000"/>
         <w:textAlignment w:val="baseline"/>
       </w:pPr>
-      <w:bookmarkStart w:id="0" w:name="_Toc29586"/>
+      <w:bookmarkStart w:id="0" w:name="_Toc3780"/>
       <w:r>
         <w:drawing>
           <wp:anchor distT="0" distB="0" distL="114300" distR="114300" simplePos="0" relativeHeight="251661312" behindDoc="1" locked="0" layoutInCell="1" allowOverlap="1">
@@ -210,7 +210,7 @@
           <w:lang w:val="en-US" w:eastAsia="zh-CN"/>
         </w:rPr>
       </w:pPr>
-      <w:bookmarkStart w:id="1" w:name="_Toc17300"/>
+      <w:bookmarkStart w:id="1" w:name="_Toc29671"/>
       <w:r>
         <w:rPr>
           <w:rFonts w:hint="eastAsia"/>
@@ -1351,7 +1351,7 @@
                 <w:vertAlign w:val="baseline"/>
                 <w:lang w:val="en-US" w:eastAsia="zh-CN"/>
               </w:rPr>
-              <w:t>强宇涛</w:t>
+              <w:t>程方</w:t>
             </w:r>
           </w:p>
         </w:tc>
@@ -1394,7 +1394,7 @@
                 <w:vertAlign w:val="baseline"/>
                 <w:lang w:val="en-US" w:eastAsia="zh-CN"/>
               </w:rPr>
-              <w:t>陈凯</w:t>
+              <w:t>茅建根</w:t>
             </w:r>
           </w:p>
         </w:tc>
@@ -1684,6 +1684,12 @@
             <w:insideH w:val="single" w:color="000000" w:sz="2" w:space="0"/>
             <w:insideV w:val="single" w:color="000000" w:sz="2" w:space="0"/>
           </w:tblBorders>
+          <w:tblCellMar>
+            <w:top w:w="0" w:type="dxa"/>
+            <w:left w:w="0" w:type="dxa"/>
+            <w:bottom w:w="0" w:type="dxa"/>
+            <w:right w:w="0" w:type="dxa"/>
+          </w:tblCellMar>
         </w:tblPrEx>
         <w:trPr>
           <w:trHeight w:val="556" w:hRule="atLeast"/>
@@ -2140,7 +2146,7 @@
               <w:rFonts w:hint="eastAsia" w:ascii="宋体" w:hAnsi="宋体" w:eastAsia="宋体" w:cs="宋体"/>
               <w:szCs w:val="24"/>
             </w:rPr>
-            <w:instrText xml:space="preserve"> HYPERLINK \l _Toc29586 </w:instrText>
+            <w:instrText xml:space="preserve"> HYPERLINK \l _Toc3780 </w:instrText>
           </w:r>
           <w:r>
             <w:rPr>
@@ -2163,7 +2169,7 @@
             <w:fldChar w:fldCharType="begin"/>
           </w:r>
           <w:r>
-            <w:instrText xml:space="preserve"> PAGEREF _Toc29586 \h </w:instrText>
+            <w:instrText xml:space="preserve"> PAGEREF _Toc3780 \h </w:instrText>
           </w:r>
           <w:r>
             <w:fldChar w:fldCharType="separate"/>
@@ -2201,7 +2207,7 @@
               <w:rFonts w:hint="eastAsia" w:ascii="宋体" w:hAnsi="宋体" w:eastAsia="宋体" w:cs="宋体"/>
               <w:szCs w:val="24"/>
             </w:rPr>
-            <w:instrText xml:space="preserve"> HYPERLINK \l _Toc17300 </w:instrText>
+            <w:instrText xml:space="preserve"> HYPERLINK \l _Toc29671 </w:instrText>
           </w:r>
           <w:r>
             <w:rPr>
@@ -2224,7 +2230,7 @@
             <w:fldChar w:fldCharType="begin"/>
           </w:r>
           <w:r>
-            <w:instrText xml:space="preserve"> PAGEREF _Toc17300 \h </w:instrText>
+            <w:instrText xml:space="preserve"> PAGEREF _Toc29671 \h </w:instrText>
           </w:r>
           <w:r>
             <w:fldChar w:fldCharType="separate"/>
@@ -2262,7 +2268,7 @@
               <w:rFonts w:hint="eastAsia" w:ascii="宋体" w:hAnsi="宋体" w:eastAsia="宋体" w:cs="宋体"/>
               <w:szCs w:val="24"/>
             </w:rPr>
-            <w:instrText xml:space="preserve"> HYPERLINK \l _Toc10475 </w:instrText>
+            <w:instrText xml:space="preserve"> HYPERLINK \l _Toc3498 </w:instrText>
           </w:r>
           <w:r>
             <w:rPr>
@@ -2292,7 +2298,7 @@
             <w:fldChar w:fldCharType="begin"/>
           </w:r>
           <w:r>
-            <w:instrText xml:space="preserve"> PAGEREF _Toc10475 \h </w:instrText>
+            <w:instrText xml:space="preserve"> PAGEREF _Toc3498 \h </w:instrText>
           </w:r>
           <w:r>
             <w:fldChar w:fldCharType="separate"/>
@@ -2330,7 +2336,7 @@
               <w:rFonts w:hint="eastAsia" w:ascii="宋体" w:hAnsi="宋体" w:eastAsia="宋体" w:cs="宋体"/>
               <w:szCs w:val="24"/>
             </w:rPr>
-            <w:instrText xml:space="preserve"> HYPERLINK \l _Toc9471 </w:instrText>
+            <w:instrText xml:space="preserve"> HYPERLINK \l _Toc25419 </w:instrText>
           </w:r>
           <w:r>
             <w:rPr>
@@ -2360,7 +2366,7 @@
             <w:fldChar w:fldCharType="begin"/>
           </w:r>
           <w:r>
-            <w:instrText xml:space="preserve"> PAGEREF _Toc9471 \h </w:instrText>
+            <w:instrText xml:space="preserve"> PAGEREF _Toc25419 \h </w:instrText>
           </w:r>
           <w:r>
             <w:fldChar w:fldCharType="separate"/>
@@ -2398,7 +2404,7 @@
               <w:rFonts w:hint="eastAsia" w:ascii="宋体" w:hAnsi="宋体" w:eastAsia="宋体" w:cs="宋体"/>
               <w:szCs w:val="24"/>
             </w:rPr>
-            <w:instrText xml:space="preserve"> HYPERLINK \l _Toc26602 </w:instrText>
+            <w:instrText xml:space="preserve"> HYPERLINK \l _Toc15965 </w:instrText>
           </w:r>
           <w:r>
             <w:rPr>
@@ -2429,7 +2435,7 @@
             <w:fldChar w:fldCharType="begin"/>
           </w:r>
           <w:r>
-            <w:instrText xml:space="preserve"> PAGEREF _Toc26602 \h </w:instrText>
+            <w:instrText xml:space="preserve"> PAGEREF _Toc15965 \h </w:instrText>
           </w:r>
           <w:r>
             <w:fldChar w:fldCharType="separate"/>
@@ -2975,7 +2981,7 @@
                 <w:szCs w:val="24"/>
               </w:rPr>
             </w:pPr>
-            <w:bookmarkStart w:id="2" w:name="_Toc10475"/>
+            <w:bookmarkStart w:id="2" w:name="_Toc3498"/>
             <w:r>
               <w:rPr>
                 <w:rFonts w:hint="eastAsia" w:ascii="宋体" w:hAnsi="宋体" w:eastAsia="宋体" w:cs="宋体"/>
@@ -3200,7 +3206,7 @@
                 <w:szCs w:val="21"/>
                 <w:lang w:val="en-US" w:eastAsia="zh-CN"/>
               </w:rPr>
-              <w:t>强宇涛</w:t>
+              <w:t>程方</w:t>
             </w:r>
           </w:p>
           <w:p>
@@ -3296,7 +3302,7 @@
                 <w:szCs w:val="24"/>
               </w:rPr>
             </w:pPr>
-            <w:bookmarkStart w:id="3" w:name="_Toc9471"/>
+            <w:bookmarkStart w:id="3" w:name="_Toc25419"/>
             <w:r>
               <w:rPr>
                 <w:rFonts w:hint="eastAsia" w:ascii="宋体" w:hAnsi="宋体" w:eastAsia="宋体" w:cs="宋体"/>
@@ -3514,7 +3520,7 @@
                 <w:szCs w:val="21"/>
                 <w:lang w:val="en-US" w:eastAsia="zh-CN"/>
               </w:rPr>
-              <w:t>强宇涛</w:t>
+              <w:t>程方</w:t>
             </w:r>
           </w:p>
           <w:p>
@@ -3610,7 +3616,7 @@
                 <w:szCs w:val="24"/>
               </w:rPr>
             </w:pPr>
-            <w:bookmarkStart w:id="4" w:name="_Toc26602"/>
+            <w:bookmarkStart w:id="4" w:name="_Toc15965"/>
             <w:r>
               <w:rPr>
                 <w:rFonts w:hint="eastAsia" w:ascii="宋体" w:hAnsi="宋体" w:eastAsia="宋体" w:cs="宋体"/>
@@ -3892,7 +3898,7 @@
                 <w:szCs w:val="21"/>
                 <w:lang w:val="en-US" w:eastAsia="zh-CN"/>
               </w:rPr>
-              <w:t>强宇涛</w:t>
+              <w:t>程方</w:t>
             </w:r>
           </w:p>
           <w:p>
